--- a/docs/Kuja_Product_Market_Analysis_July2026.docx
+++ b/docs/Kuja_Product_Market_Analysis_July2026.docx
@@ -354,7 +354,7 @@
           <w:sz w:val="22"/>
           <w:szCs w:val="22"/>
         </w:rPr>
-        <w:t xml:space="preserve">92% of nonprofits report using AI, but only 7% report major organizational impact (Virtuous + Fundraising.AI, 2026); 97% of foundations are NOT yet using generative AI to screen applications (Candid, 2024). Legacy vendors are bolting AI onto rigid data models. The window for an AI-native, provenance-bearing challenger is open now and closes as incumbents re-architect.</w:t>
+        <w:t xml:space="preserve">Foundation-side use is near zero — 97% of foundations are NOT yet using generative AI to screen applications, and only 1 in 10 funders would accept AI-generated proposal content (Candid, 2024). Legacy vendors are bolting AI onto rigid data models. The window for an AI-native, provenance-bearing challenger is open now and closes as incumbents re-architect.</w:t>
       </w:r>
     </w:p>
     <w:p>
@@ -640,7 +640,7 @@
           <w:sz w:val="22"/>
           <w:szCs w:val="22"/>
         </w:rPr>
-        <w:t xml:space="preserve">AI adoption is universal but impact is not: 92% of nonprofits use AI, 7% report major impact (Virtuous + Fundraising.AI, 2026). On the grantmaker side it is earlier still — 97% of foundations are not using generative AI to screen applications, and only 1 in 10 funders would accept AI-generated proposal content (Candid, 2024). Two governance tailwinds — Humanity AI ($500M / 5 years; Ford, MacArthur, and 8 funders, Oct 2025) and the Gates Foundation AI Principles plus a $200M / 4-year Anthropic partnership (2026) — push toward grounded, auditable, citation-bearing AI. Meanwhile more than 98% of African languages remain unsupported by mainstream LLMs (arXiv:2502.19582), and LLMs systematically score non-Western entities lower (Invisible Filters, AIES 2025). Kuja’s six-language parity (EN, FR, AR, SW, SO, ES), Whisper fallback for Somali/Swahili/Arabic, and grounded-with-citation architecture were designed for exactly this gap.</w:t>
+        <w:t xml:space="preserve">On the grantmaker side, AI use is near zero: 97% of foundations are not using generative AI to screen applications, and only 1 in 10 funders would accept AI-generated proposal content (Candid, 2024). Legacy vendors are bolting AI onto rigid data models, leaving the category greenfield for an AI-native, provenance-bearing challenger. Two governance tailwinds — Humanity AI ($500M / 5 years; Ford, MacArthur, and 8 funders, Oct 2025) and the Gates Foundation AI Principles plus a $200M / 4-year Anthropic partnership (2026) — push toward grounded, auditable, citation-bearing AI. Meanwhile more than 98% of African languages remain unsupported by mainstream LLMs (arXiv:2502.19582), and LLMs systematically score non-Western entities lower (Invisible Filters, AIES 2025). Kuja’s six-language parity (EN, FR, AR, SW, SO, ES), Whisper fallback for Somali/Swahili/Arabic, and grounded-with-citation architecture were designed for exactly this gap.</w:t>
       </w:r>
     </w:p>
     <w:p>
